--- a/.claude/goals/sistema-integrado-iso/capturas/politica-de-calidad-v1.docx
+++ b/.claude/goals/sistema-integrado-iso/capturas/politica-de-calidad-v1.docx
@@ -79,7 +79,7 @@
         <w:rPr>
           <w:sz w:val="16"/>
         </w:rPr>
-        <w:t xml:space="preserve">Aprobado por alta direccion el 2026-09-30 · sha256:7fefdf7413c37b5626ce6edcf1989cc29d47ef481b6fac0cedbfcf84b491a21d</w:t>
+        <w:t xml:space="preserve">Aprobado por alta direccion el 2026-10-01 · sha256:7fefdf7413c37b5626ce6edcf1989cc29d47ef481b6fac0cedbfcf84b491a21d</w:t>
       </w:r>
     </w:p>
     <w:p>
